--- a/sesion_05/preguntas_ayudantia_05.docx
+++ b/sesion_05/preguntas_ayudantia_05.docx
@@ -144,7 +144,7 @@
           <w:sz w:val="22"/>
           <w:szCs w:val="22"/>
         </w:rPr>
-        <w:t xml:space="preserve">¿Cuál es la edad promedio y la mediana de edad? ¿Qué significa la mediana?</w:t>
+        <w:t xml:space="preserve">¿Cuál es la media, la mediana y la moda de la edad? ¿Qué significa la mediana?</w:t>
       </w:r>
     </w:p>
     <w:p>
@@ -438,7 +438,7 @@
           <w:sz w:val="22"/>
           <w:szCs w:val="22"/>
         </w:rPr>
-        <w:t xml:space="preserve">¿Qué categoría de confianza en los partidos es la moda?</w:t>
+        <w:t xml:space="preserve">En el gráfico de confianza en los partidos, ¿qué categoría es la moda?</w:t>
       </w:r>
     </w:p>
     <w:p>
@@ -485,7 +485,7 @@
           <w:sz w:val="22"/>
           <w:szCs w:val="22"/>
         </w:rPr>
-        <w:t xml:space="preserve">¿Qué valores de la escala izquierda-derecha concentran más personas?</w:t>
+        <w:t xml:space="preserve">En el histograma de la edad, ¿la media y la mediana están cerca o lejos? ¿Qué nos dice eso de la distribución?</w:t>
       </w:r>
     </w:p>
     <w:p>
@@ -632,7 +632,7 @@
           <w:sz w:val="22"/>
           <w:szCs w:val="22"/>
         </w:rPr>
-        <w:t xml:space="preserve">¿Cuál es la edad promedio y la mediana de edad? ¿Qué significa la mediana?</w:t>
+        <w:t xml:space="preserve">¿Cuál es la media, la mediana y la moda de la edad? ¿Qué significa la mediana?</w:t>
       </w:r>
     </w:p>
     <w:p>
@@ -645,7 +645,7 @@
           <w:sz w:val="22"/>
           <w:szCs w:val="22"/>
         </w:rPr>
-        <w:t xml:space="preserve">Media 50,1 años y mediana 51 años. La mitad de los entrevistados tiene 51 años o menos y la otra mitad 51 años o más.</w:t>
+        <w:t xml:space="preserve">Media 50,1 años, mediana 51 años y dos modas: 30 y 63 años (32 personas cada una), es decir, la variable es bimodal. La mediana indica que la mitad de los entrevistados tiene 51 años o menos y la otra mitad 51 años o más.</w:t>
       </w:r>
     </w:p>
     <w:p>
@@ -789,7 +789,7 @@
           <w:sz w:val="22"/>
           <w:szCs w:val="22"/>
         </w:rPr>
-        <w:t xml:space="preserve">La moda es "Nada" (397 casos) y la mediana es "No muy" (posición 2): ordenando de menos a más interés, la persona del medio está "No muy interesada". Las categorías "Nada" y "No muy" suman 607 de 1211 respuestas, más de la mitad.</w:t>
+        <w:t xml:space="preserve">La moda es "Nada" (397 casos) y la mediana es "No muy": es la primera categoría cuyo porcentaje acumulado llega a 50% (32,8% + 17,3% = 50,1%).</w:t>
       </w:r>
     </w:p>
     <w:p>
@@ -848,7 +848,7 @@
           <w:sz w:val="22"/>
           <w:szCs w:val="22"/>
         </w:rPr>
-        <w:t xml:space="preserve">¿Qué categoría de confianza en los partidos es la moda?</w:t>
+        <w:t xml:space="preserve">En el gráfico de confianza en los partidos, ¿qué categoría es la moda?</w:t>
       </w:r>
     </w:p>
     <w:p>
@@ -884,7 +884,7 @@
           <w:sz w:val="22"/>
           <w:szCs w:val="22"/>
         </w:rPr>
-        <w:t xml:space="preserve">¿Qué valores de la escala izquierda-derecha concentran más personas?</w:t>
+        <w:t xml:space="preserve">En el histograma de la edad, ¿la media y la mediana están cerca o lejos? ¿Qué nos dice eso de la distribución?</w:t>
       </w:r>
     </w:p>
     <w:p>
@@ -897,7 +897,7 @@
           <w:sz w:val="22"/>
           <w:szCs w:val="22"/>
         </w:rPr>
-        <w:t xml:space="preserve">El 5 (358 personas), seguido del 10 (134) y el 1 (94).</w:t>
+        <w:t xml:space="preserve">Están muy cerca (50,1 y 51 años), por lo que la distribución de la edad es aproximadamente simétrica.</w:t>
       </w:r>
     </w:p>
     <w:p>
